--- a/Курс 3/Архитектура ЭВМ/Курисовая/РПЗ.docx
+++ b/Курс 3/Архитектура ЭВМ/Курисовая/РПЗ.docx
@@ -187,7 +187,7 @@
     <w:p>
       <w:pPr>
         <w:rPr>
-          <w:lang w:val="ru-RU"/>
+          <w:lang w:val="en-US"/>
         </w:rPr>
       </w:pPr>
       <w:r>
